--- a/씬리스트.docx
+++ b/씬리스트.docx
@@ -11,6 +11,7 @@
           <w:sz w:val="22"/>
         </w:rPr>
       </w:pPr>
+      <w:proofErr w:type="spellStart"/>
       <w:r>
         <w:rPr>
           <w:rFonts w:hint="eastAsia"/>
@@ -20,6 +21,7 @@
         </w:rPr>
         <w:t>씬리스트</w:t>
       </w:r>
+      <w:proofErr w:type="spellEnd"/>
     </w:p>
     <w:tbl>
       <w:tblPr>
@@ -92,7 +94,23 @@
                 <w:rFonts w:hint="eastAsia"/>
                 <w:sz w:val="22"/>
               </w:rPr>
-              <w:t>핵심사건(무슨일이 일어나는가?</w:t>
+              <w:t>핵심사건(</w:t>
+            </w:r>
+            <w:proofErr w:type="spellStart"/>
+            <w:r>
+              <w:rPr>
+                <w:rFonts w:hint="eastAsia"/>
+                <w:sz w:val="22"/>
+              </w:rPr>
+              <w:t>무슨일이</w:t>
+            </w:r>
+            <w:proofErr w:type="spellEnd"/>
+            <w:r>
+              <w:rPr>
+                <w:rFonts w:hint="eastAsia"/>
+                <w:sz w:val="22"/>
+              </w:rPr>
+              <w:t xml:space="preserve"> 일어나는가?</w:t>
             </w:r>
             <w:r>
               <w:rPr>
@@ -471,12 +489,21 @@
                 <w:sz w:val="22"/>
               </w:rPr>
             </w:pPr>
+            <w:proofErr w:type="spellStart"/>
             <w:r>
               <w:rPr>
                 <w:rFonts w:hint="eastAsia"/>
                 <w:sz w:val="22"/>
               </w:rPr>
-              <w:t>런웨이홀/낮</w:t>
+              <w:t>런웨이홀</w:t>
+            </w:r>
+            <w:proofErr w:type="spellEnd"/>
+            <w:r>
+              <w:rPr>
+                <w:rFonts w:hint="eastAsia"/>
+                <w:sz w:val="22"/>
+              </w:rPr>
+              <w:t>/낮</w:t>
             </w:r>
           </w:p>
         </w:tc>
@@ -542,12 +569,21 @@
                 <w:sz w:val="22"/>
               </w:rPr>
             </w:pPr>
+            <w:proofErr w:type="spellStart"/>
             <w:r>
               <w:rPr>
                 <w:rFonts w:hint="eastAsia"/>
                 <w:sz w:val="22"/>
               </w:rPr>
-              <w:t>런웨이홀/낮</w:t>
+              <w:t>런웨이홀</w:t>
+            </w:r>
+            <w:proofErr w:type="spellEnd"/>
+            <w:r>
+              <w:rPr>
+                <w:rFonts w:hint="eastAsia"/>
+                <w:sz w:val="22"/>
+              </w:rPr>
+              <w:t>/낮</w:t>
             </w:r>
           </w:p>
         </w:tc>
@@ -569,12 +605,21 @@
               </w:rPr>
               <w:t xml:space="preserve">향기를 공기중에 퍼뜨리는 </w:t>
             </w:r>
+            <w:proofErr w:type="spellStart"/>
             <w:r>
               <w:rPr>
                 <w:rFonts w:hint="eastAsia"/>
                 <w:sz w:val="22"/>
               </w:rPr>
-              <w:t xml:space="preserve">시각화된 후각의 </w:t>
+              <w:t>시각화된</w:t>
+            </w:r>
+            <w:proofErr w:type="spellEnd"/>
+            <w:r>
+              <w:rPr>
+                <w:rFonts w:hint="eastAsia"/>
+                <w:sz w:val="22"/>
+              </w:rPr>
+              <w:t xml:space="preserve"> 후각의 </w:t>
             </w:r>
             <w:r>
               <w:rPr>
@@ -658,7 +703,15 @@
                 <w:rFonts w:hint="eastAsia"/>
                 <w:sz w:val="22"/>
               </w:rPr>
-              <w:t xml:space="preserve">실물 제품이 없음에도 가상의 제품을 사기 위해 </w:t>
+              <w:t xml:space="preserve">실물 제품이 없음에도 가상의 제품을 사기 </w:t>
+            </w:r>
+            <w:proofErr w:type="gramStart"/>
+            <w:r>
+              <w:rPr>
+                <w:rFonts w:hint="eastAsia"/>
+                <w:sz w:val="22"/>
+              </w:rPr>
+              <w:t xml:space="preserve">위해 </w:t>
             </w:r>
             <w:r>
               <w:rPr>
@@ -671,7 +724,15 @@
                 <w:rFonts w:hint="eastAsia"/>
                 <w:sz w:val="22"/>
               </w:rPr>
-              <w:t>디지털 대기열을 만들어 섬.</w:t>
+              <w:t>디지털</w:t>
+            </w:r>
+            <w:proofErr w:type="gramEnd"/>
+            <w:r>
+              <w:rPr>
+                <w:rFonts w:hint="eastAsia"/>
+                <w:sz w:val="22"/>
+              </w:rPr>
+              <w:t xml:space="preserve"> 대기열을 만들어 섬.</w:t>
             </w:r>
           </w:p>
         </w:tc>
@@ -717,12 +778,21 @@
                 <w:sz w:val="22"/>
               </w:rPr>
             </w:pPr>
+            <w:proofErr w:type="spellStart"/>
             <w:r>
               <w:rPr>
                 <w:rFonts w:hint="eastAsia"/>
                 <w:sz w:val="22"/>
               </w:rPr>
-              <w:t>미니멀한 스토어</w:t>
+              <w:t>미니멀한</w:t>
+            </w:r>
+            <w:proofErr w:type="spellEnd"/>
+            <w:r>
+              <w:rPr>
+                <w:rFonts w:hint="eastAsia"/>
+                <w:sz w:val="22"/>
+              </w:rPr>
+              <w:t xml:space="preserve"> 스토어</w:t>
             </w:r>
             <w:r>
               <w:rPr>
@@ -749,7 +819,23 @@
                 <w:rFonts w:hint="eastAsia"/>
                 <w:sz w:val="22"/>
               </w:rPr>
-              <w:t xml:space="preserve">화려한 가상세계가 사라진 뒤 나타나는 미니멀한 실제공간과 </w:t>
+              <w:t xml:space="preserve">화려한 가상세계가 사라진 뒤 나타나는 </w:t>
+            </w:r>
+            <w:proofErr w:type="spellStart"/>
+            <w:r>
+              <w:rPr>
+                <w:rFonts w:hint="eastAsia"/>
+                <w:sz w:val="22"/>
+              </w:rPr>
+              <w:t>미니멀한</w:t>
+            </w:r>
+            <w:proofErr w:type="spellEnd"/>
+            <w:r>
+              <w:rPr>
+                <w:rFonts w:hint="eastAsia"/>
+                <w:sz w:val="22"/>
+              </w:rPr>
+              <w:t xml:space="preserve"> 실제공간과 </w:t>
             </w:r>
             <w:r>
               <w:rPr>
@@ -1011,6 +1097,7 @@
           <w:sz w:val="22"/>
         </w:rPr>
       </w:pPr>
+      <w:proofErr w:type="spellStart"/>
       <w:r>
         <w:rPr>
           <w:rFonts w:hint="eastAsia"/>
@@ -1021,6 +1108,7 @@
         <w:lastRenderedPageBreak/>
         <w:t>트리트먼트</w:t>
       </w:r>
+      <w:proofErr w:type="spellEnd"/>
     </w:p>
     <w:tbl>
       <w:tblPr>
@@ -1245,7 +1333,25 @@
                 <w:kern w:val="0"/>
                 <w:sz w:val="22"/>
               </w:rPr>
-              <w:t>: "광화문 상공을 뒤덮은 거대한 '디지털 향수 폭포' 보셨나요? 오직 데이터로만 전 세계를 홀린 가상 브랜드 '고스트'를 오늘 전격 공개합니다."</w:t>
+              <w:t>: "광화문 상공을 뒤덮은 거대한 '디지털 향수 폭포' 보셨나요? 오직 데이터로만 전 세계를 홀린 가상 브랜드 '고스트'</w:t>
+            </w:r>
+            <w:proofErr w:type="spellStart"/>
+            <w:r>
+              <w:rPr>
+                <w:rFonts w:eastAsiaTheme="minorHAnsi" w:cs="굴림"/>
+                <w:kern w:val="0"/>
+                <w:sz w:val="22"/>
+              </w:rPr>
+              <w:t>를</w:t>
+            </w:r>
+            <w:proofErr w:type="spellEnd"/>
+            <w:r>
+              <w:rPr>
+                <w:rFonts w:eastAsiaTheme="minorHAnsi" w:cs="굴림"/>
+                <w:kern w:val="0"/>
+                <w:sz w:val="22"/>
+              </w:rPr>
+              <w:t xml:space="preserve"> 오늘 전격 공개합니다."</w:t>
             </w:r>
           </w:p>
           <w:p>
@@ -1382,7 +1488,25 @@
                 <w:kern w:val="0"/>
                 <w:sz w:val="22"/>
               </w:rPr>
-              <w:t>: 장소는 런웨이 홀로 바뀝니다. 실제 의복이 아닌 '빛의 입자'가 모델의 피부 위로 흐르며 실시간으로 의상의 형태를 갖춰가는 '디지털 언박싱' 장면이 연출됩니다.</w:t>
+              <w:t xml:space="preserve">: 장소는 런웨이 홀로 바뀝니다. 실제 의복이 아닌 '빛의 입자'가 모델의 피부 위로 흐르며 실시간으로 의상의 형태를 갖춰가는 '디지털 </w:t>
+            </w:r>
+            <w:proofErr w:type="spellStart"/>
+            <w:r>
+              <w:rPr>
+                <w:rFonts w:eastAsiaTheme="minorHAnsi" w:cs="굴림"/>
+                <w:kern w:val="0"/>
+                <w:sz w:val="22"/>
+              </w:rPr>
+              <w:t>언박싱</w:t>
+            </w:r>
+            <w:proofErr w:type="spellEnd"/>
+            <w:r>
+              <w:rPr>
+                <w:rFonts w:eastAsiaTheme="minorHAnsi" w:cs="굴림"/>
+                <w:kern w:val="0"/>
+                <w:sz w:val="22"/>
+              </w:rPr>
+              <w:t>' 장면이 연출됩니다.</w:t>
             </w:r>
           </w:p>
           <w:p>
@@ -1413,6 +1537,7 @@
                 <w:sz w:val="22"/>
               </w:rPr>
             </w:pPr>
+            <w:proofErr w:type="spellStart"/>
             <w:r>
               <w:rPr>
                 <w:rFonts w:eastAsiaTheme="minorHAnsi" w:cs="굴림"/>
@@ -1421,16 +1546,9 @@
                 <w:kern w:val="0"/>
                 <w:sz w:val="22"/>
               </w:rPr>
-              <w:t>시각화된 향기</w:t>
-            </w:r>
-            <w:r>
-              <w:rPr>
-                <w:rFonts w:eastAsiaTheme="minorHAnsi" w:cs="굴림"/>
-                <w:kern w:val="0"/>
-                <w:sz w:val="22"/>
-              </w:rPr>
-              <w:t xml:space="preserve">: 보이지 않는 향수가 공기 중에 퍼지는 화려한 </w:t>
-            </w:r>
+              <w:t>시각화된</w:t>
+            </w:r>
+            <w:proofErr w:type="spellEnd"/>
             <w:r>
               <w:rPr>
                 <w:rFonts w:eastAsiaTheme="minorHAnsi" w:cs="굴림"/>
@@ -1439,7 +1557,7 @@
                 <w:kern w:val="0"/>
                 <w:sz w:val="22"/>
               </w:rPr>
-              <w:t>데이터 아트</w:t>
+              <w:t xml:space="preserve"> 향기</w:t>
             </w:r>
             <w:r>
               <w:rPr>
@@ -1447,7 +1565,43 @@
                 <w:kern w:val="0"/>
                 <w:sz w:val="22"/>
               </w:rPr>
-              <w:t xml:space="preserve"> 형태로 시각화됩니다. 꽃무늬와 기하학적 데이터 패턴들이 홀 안을 가득 채우며 시청각적 몰입감을 극대화합니다</w:t>
+              <w:t xml:space="preserve">: 보이지 않는 향수가 공기 중에 퍼지는 화려한 </w:t>
+            </w:r>
+            <w:r>
+              <w:rPr>
+                <w:rFonts w:eastAsiaTheme="minorHAnsi" w:cs="굴림"/>
+                <w:b/>
+                <w:bCs/>
+                <w:kern w:val="0"/>
+                <w:sz w:val="22"/>
+              </w:rPr>
+              <w:t>데이터 아트</w:t>
+            </w:r>
+            <w:r>
+              <w:rPr>
+                <w:rFonts w:eastAsiaTheme="minorHAnsi" w:cs="굴림"/>
+                <w:kern w:val="0"/>
+                <w:sz w:val="22"/>
+              </w:rPr>
+              <w:t xml:space="preserve"> 형태로 </w:t>
+            </w:r>
+            <w:proofErr w:type="spellStart"/>
+            <w:r>
+              <w:rPr>
+                <w:rFonts w:eastAsiaTheme="minorHAnsi" w:cs="굴림"/>
+                <w:kern w:val="0"/>
+                <w:sz w:val="22"/>
+              </w:rPr>
+              <w:t>시각화됩니다</w:t>
+            </w:r>
+            <w:proofErr w:type="spellEnd"/>
+            <w:r>
+              <w:rPr>
+                <w:rFonts w:eastAsiaTheme="minorHAnsi" w:cs="굴림"/>
+                <w:kern w:val="0"/>
+                <w:sz w:val="22"/>
+              </w:rPr>
+              <w:t>. 꽃무늬와 기하학적 데이터 패턴들이 홀 안을 가득 채우며 시청각적 몰입감을 극대화합니다</w:t>
             </w:r>
             <w:r>
               <w:rPr>
@@ -1656,7 +1810,25 @@
                 <w:kern w:val="0"/>
                 <w:sz w:val="22"/>
               </w:rPr>
-              <w:t xml:space="preserve">: 화려했던 가상 세계가 한순간에 사라지고, 극도로 미니멀한 실제 오프라인 공간이 나타납니다. 텅 빈 공간의 차가운 벽면에는 오직 단 하나의 </w:t>
+              <w:t xml:space="preserve">: 화려했던 가상 세계가 한순간에 사라지고, 극도로 </w:t>
+            </w:r>
+            <w:proofErr w:type="spellStart"/>
+            <w:r>
+              <w:rPr>
+                <w:rFonts w:eastAsiaTheme="minorHAnsi" w:cs="굴림"/>
+                <w:kern w:val="0"/>
+                <w:sz w:val="22"/>
+              </w:rPr>
+              <w:t>미니멀한</w:t>
+            </w:r>
+            <w:proofErr w:type="spellEnd"/>
+            <w:r>
+              <w:rPr>
+                <w:rFonts w:eastAsiaTheme="minorHAnsi" w:cs="굴림"/>
+                <w:kern w:val="0"/>
+                <w:sz w:val="22"/>
+              </w:rPr>
+              <w:t xml:space="preserve"> 실제 오프라인 공간이 나타납니다. 텅 빈 공간의 차가운 벽면에는 오직 단 하나의 </w:t>
             </w:r>
             <w:r>
               <w:rPr>
@@ -2004,7 +2176,55 @@
           <w:szCs w:val="22"/>
           <w:bdr w:val="none" w:sz="0" w:space="0" w:color="auto" w:frame="1"/>
         </w:rPr>
-        <w:t>: 고요한 도심의 소음 사이로 지지직거리는 글리치 효과음이 날카롭게 끼어든다</w:t>
+        <w:t xml:space="preserve">: 고요한 도심의 소음 사이로 </w:t>
+      </w:r>
+      <w:proofErr w:type="spellStart"/>
+      <w:r>
+        <w:rPr>
+          <w:rStyle w:val="citation-768"/>
+          <w:rFonts w:asciiTheme="minorHAnsi" w:eastAsiaTheme="minorHAnsi" w:hAnsiTheme="minorHAnsi"/>
+          <w:color w:val="1F1F1F"/>
+          <w:sz w:val="22"/>
+          <w:szCs w:val="22"/>
+          <w:bdr w:val="none" w:sz="0" w:space="0" w:color="auto" w:frame="1"/>
+        </w:rPr>
+        <w:t>지지직거리는</w:t>
+      </w:r>
+      <w:proofErr w:type="spellEnd"/>
+      <w:r>
+        <w:rPr>
+          <w:rStyle w:val="citation-768"/>
+          <w:rFonts w:asciiTheme="minorHAnsi" w:eastAsiaTheme="minorHAnsi" w:hAnsiTheme="minorHAnsi"/>
+          <w:color w:val="1F1F1F"/>
+          <w:sz w:val="22"/>
+          <w:szCs w:val="22"/>
+          <w:bdr w:val="none" w:sz="0" w:space="0" w:color="auto" w:frame="1"/>
+        </w:rPr>
+        <w:t xml:space="preserve"> </w:t>
+      </w:r>
+      <w:proofErr w:type="spellStart"/>
+      <w:r>
+        <w:rPr>
+          <w:rStyle w:val="citation-768"/>
+          <w:rFonts w:asciiTheme="minorHAnsi" w:eastAsiaTheme="minorHAnsi" w:hAnsiTheme="minorHAnsi"/>
+          <w:color w:val="1F1F1F"/>
+          <w:sz w:val="22"/>
+          <w:szCs w:val="22"/>
+          <w:bdr w:val="none" w:sz="0" w:space="0" w:color="auto" w:frame="1"/>
+        </w:rPr>
+        <w:t>글리치</w:t>
+      </w:r>
+      <w:proofErr w:type="spellEnd"/>
+      <w:r>
+        <w:rPr>
+          <w:rStyle w:val="citation-768"/>
+          <w:rFonts w:asciiTheme="minorHAnsi" w:eastAsiaTheme="minorHAnsi" w:hAnsiTheme="minorHAnsi"/>
+          <w:color w:val="1F1F1F"/>
+          <w:sz w:val="22"/>
+          <w:szCs w:val="22"/>
+          <w:bdr w:val="none" w:sz="0" w:space="0" w:color="auto" w:frame="1"/>
+        </w:rPr>
+        <w:t xml:space="preserve"> 효과음이 날카롭게 끼어든다</w:t>
       </w:r>
       <w:r>
         <w:rPr>
@@ -2230,7 +2450,29 @@
           <w:szCs w:val="22"/>
           <w:bdr w:val="none" w:sz="0" w:space="0" w:color="auto" w:frame="1"/>
         </w:rPr>
-        <w:t>: 스튜디오 조명이 글리치 효과처럼 깜빡이며 3MC가 등장한다.</w:t>
+        <w:t xml:space="preserve">: 스튜디오 조명이 </w:t>
+      </w:r>
+      <w:proofErr w:type="spellStart"/>
+      <w:r>
+        <w:rPr>
+          <w:rFonts w:asciiTheme="minorHAnsi" w:eastAsiaTheme="minorHAnsi" w:hAnsiTheme="minorHAnsi"/>
+          <w:color w:val="1F1F1F"/>
+          <w:sz w:val="22"/>
+          <w:szCs w:val="22"/>
+          <w:bdr w:val="none" w:sz="0" w:space="0" w:color="auto" w:frame="1"/>
+        </w:rPr>
+        <w:t>글리치</w:t>
+      </w:r>
+      <w:proofErr w:type="spellEnd"/>
+      <w:r>
+        <w:rPr>
+          <w:rFonts w:asciiTheme="minorHAnsi" w:eastAsiaTheme="minorHAnsi" w:hAnsiTheme="minorHAnsi"/>
+          <w:color w:val="1F1F1F"/>
+          <w:sz w:val="22"/>
+          <w:szCs w:val="22"/>
+          <w:bdr w:val="none" w:sz="0" w:space="0" w:color="auto" w:frame="1"/>
+        </w:rPr>
+        <w:t xml:space="preserve"> 효과처럼 깜빡이며 3MC가 등장한다.</w:t>
       </w:r>
     </w:p>
     <w:p>
@@ -2317,7 +2559,31 @@
           <w:szCs w:val="22"/>
           <w:bdr w:val="none" w:sz="0" w:space="0" w:color="auto" w:frame="1"/>
         </w:rPr>
-        <w:t xml:space="preserve">: "맞습니다. 최근 광화문 상공을 뒤덮었던 거대한 ‘디지털 향수 폭포’ 보셨나요? 실물 제품 하나 없이 오직 데이터만으로 사람들을 홀린 가상 브랜드, ‘고스트’를 오늘 전격 공개합니다!" </w:t>
+        <w:t>: "맞습니다. 최근 광화문 상공을 뒤덮었던 거대한 ‘디지털 향수 폭포’ 보셨나요? 실물 제품 하나 없이 오직 데이터만으로 사람들을 홀린 가상 브랜드, ‘고스트’</w:t>
+      </w:r>
+      <w:proofErr w:type="spellStart"/>
+      <w:r>
+        <w:rPr>
+          <w:rStyle w:val="citation-763"/>
+          <w:rFonts w:asciiTheme="minorHAnsi" w:eastAsiaTheme="minorHAnsi" w:hAnsiTheme="minorHAnsi"/>
+          <w:color w:val="1F1F1F"/>
+          <w:sz w:val="22"/>
+          <w:szCs w:val="22"/>
+          <w:bdr w:val="none" w:sz="0" w:space="0" w:color="auto" w:frame="1"/>
+        </w:rPr>
+        <w:t>를</w:t>
+      </w:r>
+      <w:proofErr w:type="spellEnd"/>
+      <w:r>
+        <w:rPr>
+          <w:rStyle w:val="citation-763"/>
+          <w:rFonts w:asciiTheme="minorHAnsi" w:eastAsiaTheme="minorHAnsi" w:hAnsiTheme="minorHAnsi"/>
+          <w:color w:val="1F1F1F"/>
+          <w:sz w:val="22"/>
+          <w:szCs w:val="22"/>
+          <w:bdr w:val="none" w:sz="0" w:space="0" w:color="auto" w:frame="1"/>
+        </w:rPr>
+        <w:t xml:space="preserve"> 오늘 전격 공개합니다!" </w:t>
       </w:r>
     </w:p>
     <w:p>
@@ -2586,7 +2852,31 @@
           <w:szCs w:val="22"/>
           <w:bdr w:val="none" w:sz="0" w:space="0" w:color="auto" w:frame="1"/>
         </w:rPr>
-        <w:t>: 모델의 피부 위로 데이터가 흐르며 실시간으로 빛의 입자가 모여 의상이 형성되는 '디지털 언박싱'이 진행된다</w:t>
+        <w:t xml:space="preserve">: 모델의 피부 위로 데이터가 흐르며 실시간으로 빛의 입자가 모여 의상이 형성되는 '디지털 </w:t>
+      </w:r>
+      <w:proofErr w:type="spellStart"/>
+      <w:r>
+        <w:rPr>
+          <w:rStyle w:val="citation-759"/>
+          <w:rFonts w:asciiTheme="minorHAnsi" w:eastAsiaTheme="minorHAnsi" w:hAnsiTheme="minorHAnsi"/>
+          <w:color w:val="1F1F1F"/>
+          <w:sz w:val="22"/>
+          <w:szCs w:val="22"/>
+          <w:bdr w:val="none" w:sz="0" w:space="0" w:color="auto" w:frame="1"/>
+        </w:rPr>
+        <w:t>언박싱</w:t>
+      </w:r>
+      <w:proofErr w:type="spellEnd"/>
+      <w:r>
+        <w:rPr>
+          <w:rStyle w:val="citation-759"/>
+          <w:rFonts w:asciiTheme="minorHAnsi" w:eastAsiaTheme="minorHAnsi" w:hAnsiTheme="minorHAnsi"/>
+          <w:color w:val="1F1F1F"/>
+          <w:sz w:val="22"/>
+          <w:szCs w:val="22"/>
+          <w:bdr w:val="none" w:sz="0" w:space="0" w:color="auto" w:frame="1"/>
+        </w:rPr>
+        <w:t>'이 진행된다</w:t>
       </w:r>
       <w:r>
         <w:rPr>
@@ -2728,7 +3018,31 @@
           <w:szCs w:val="22"/>
           <w:bdr w:val="none" w:sz="0" w:space="0" w:color="auto" w:frame="1"/>
         </w:rPr>
-        <w:t>: 향기가 공기 중에 퍼지는 모습을 화려한 꽃무늬 데이터 아트 형태로 시각화하여 공간을 채운다</w:t>
+        <w:t xml:space="preserve">: 향기가 공기 중에 퍼지는 모습을 화려한 꽃무늬 데이터 아트 형태로 </w:t>
+      </w:r>
+      <w:proofErr w:type="spellStart"/>
+      <w:r>
+        <w:rPr>
+          <w:rStyle w:val="citation-757"/>
+          <w:rFonts w:asciiTheme="minorHAnsi" w:eastAsiaTheme="minorHAnsi" w:hAnsiTheme="minorHAnsi"/>
+          <w:color w:val="1F1F1F"/>
+          <w:sz w:val="22"/>
+          <w:szCs w:val="22"/>
+          <w:bdr w:val="none" w:sz="0" w:space="0" w:color="auto" w:frame="1"/>
+        </w:rPr>
+        <w:t>시각화하여</w:t>
+      </w:r>
+      <w:proofErr w:type="spellEnd"/>
+      <w:r>
+        <w:rPr>
+          <w:rStyle w:val="citation-757"/>
+          <w:rFonts w:asciiTheme="minorHAnsi" w:eastAsiaTheme="minorHAnsi" w:hAnsiTheme="minorHAnsi"/>
+          <w:color w:val="1F1F1F"/>
+          <w:sz w:val="22"/>
+          <w:szCs w:val="22"/>
+          <w:bdr w:val="none" w:sz="0" w:space="0" w:color="auto" w:frame="1"/>
+        </w:rPr>
+        <w:t xml:space="preserve"> 공간을 채운다</w:t>
       </w:r>
       <w:r>
         <w:rPr>
@@ -2791,7 +3105,31 @@
           <w:szCs w:val="22"/>
           <w:bdr w:val="none" w:sz="0" w:space="0" w:color="auto" w:frame="1"/>
         </w:rPr>
-        <w:t xml:space="preserve">: (AR 글래스를 쓰며) "세상에! 제 몸을 감싸는 빛의 결이 다 느껴지는 것 같아요. 공기 중에 화려한 꽃무늬 데이터가 피어나요!" </w:t>
+        <w:t xml:space="preserve">: (AR </w:t>
+      </w:r>
+      <w:proofErr w:type="spellStart"/>
+      <w:r>
+        <w:rPr>
+          <w:rStyle w:val="citation-756"/>
+          <w:rFonts w:asciiTheme="minorHAnsi" w:eastAsiaTheme="minorHAnsi" w:hAnsiTheme="minorHAnsi"/>
+          <w:color w:val="1F1F1F"/>
+          <w:sz w:val="22"/>
+          <w:szCs w:val="22"/>
+          <w:bdr w:val="none" w:sz="0" w:space="0" w:color="auto" w:frame="1"/>
+        </w:rPr>
+        <w:t>글래스를</w:t>
+      </w:r>
+      <w:proofErr w:type="spellEnd"/>
+      <w:r>
+        <w:rPr>
+          <w:rStyle w:val="citation-756"/>
+          <w:rFonts w:asciiTheme="minorHAnsi" w:eastAsiaTheme="minorHAnsi" w:hAnsiTheme="minorHAnsi"/>
+          <w:color w:val="1F1F1F"/>
+          <w:sz w:val="22"/>
+          <w:szCs w:val="22"/>
+          <w:bdr w:val="none" w:sz="0" w:space="0" w:color="auto" w:frame="1"/>
+        </w:rPr>
+        <w:t xml:space="preserve"> 쓰며) "세상에! 제 몸을 감싸는 빛의 결이 다 느껴지는 것 같아요. 공기 중에 화려한 꽃무늬 데이터가 피어나요!" </w:t>
       </w:r>
     </w:p>
     <w:p>
@@ -2828,7 +3166,33 @@
           <w:szCs w:val="22"/>
           <w:bdr w:val="none" w:sz="0" w:space="0" w:color="auto" w:frame="1"/>
         </w:rPr>
-        <w:t>[#7] 디지털 대기열 (온라인)</w:t>
+        <w:t xml:space="preserve">[#7] 디지털 </w:t>
+      </w:r>
+      <w:proofErr w:type="spellStart"/>
+      <w:r>
+        <w:rPr>
+          <w:rFonts w:asciiTheme="minorHAnsi" w:eastAsiaTheme="minorHAnsi" w:hAnsiTheme="minorHAnsi"/>
+          <w:b/>
+          <w:bCs/>
+          <w:color w:val="1F1F1F"/>
+          <w:sz w:val="22"/>
+          <w:szCs w:val="22"/>
+          <w:bdr w:val="none" w:sz="0" w:space="0" w:color="auto" w:frame="1"/>
+        </w:rPr>
+        <w:t>대기열</w:t>
+      </w:r>
+      <w:proofErr w:type="spellEnd"/>
+      <w:r>
+        <w:rPr>
+          <w:rFonts w:asciiTheme="minorHAnsi" w:eastAsiaTheme="minorHAnsi" w:hAnsiTheme="minorHAnsi"/>
+          <w:b/>
+          <w:bCs/>
+          <w:color w:val="1F1F1F"/>
+          <w:sz w:val="22"/>
+          <w:szCs w:val="22"/>
+          <w:bdr w:val="none" w:sz="0" w:space="0" w:color="auto" w:frame="1"/>
+        </w:rPr>
+        <w:t xml:space="preserve"> (온라인)</w:t>
       </w:r>
     </w:p>
     <w:p>
@@ -2967,7 +3331,33 @@
           <w:szCs w:val="22"/>
           <w:bdr w:val="none" w:sz="0" w:space="0" w:color="auto" w:frame="1"/>
         </w:rPr>
-        <w:t>[#8] 미니멀한 스토어 (낮)</w:t>
+        <w:t xml:space="preserve">[#8] </w:t>
+      </w:r>
+      <w:proofErr w:type="spellStart"/>
+      <w:r>
+        <w:rPr>
+          <w:rFonts w:asciiTheme="minorHAnsi" w:eastAsiaTheme="minorHAnsi" w:hAnsiTheme="minorHAnsi"/>
+          <w:b/>
+          <w:bCs/>
+          <w:color w:val="1F1F1F"/>
+          <w:sz w:val="22"/>
+          <w:szCs w:val="22"/>
+          <w:bdr w:val="none" w:sz="0" w:space="0" w:color="auto" w:frame="1"/>
+        </w:rPr>
+        <w:t>미니멀한</w:t>
+      </w:r>
+      <w:proofErr w:type="spellEnd"/>
+      <w:r>
+        <w:rPr>
+          <w:rFonts w:asciiTheme="minorHAnsi" w:eastAsiaTheme="minorHAnsi" w:hAnsiTheme="minorHAnsi"/>
+          <w:b/>
+          <w:bCs/>
+          <w:color w:val="1F1F1F"/>
+          <w:sz w:val="22"/>
+          <w:szCs w:val="22"/>
+          <w:bdr w:val="none" w:sz="0" w:space="0" w:color="auto" w:frame="1"/>
+        </w:rPr>
+        <w:t xml:space="preserve"> 스토어 (낮)</w:t>
       </w:r>
     </w:p>
     <w:p>
@@ -3007,7 +3397,31 @@
           <w:szCs w:val="22"/>
           <w:bdr w:val="none" w:sz="0" w:space="0" w:color="auto" w:frame="1"/>
         </w:rPr>
-        <w:t>: 화려한 가상 세계가 순식간에 사라지고, 차가운 흰 벽면에 단 하나의 QR코드만 붙어 있는 극도로 미니멀한 실제 오프라인 공간이 나타난다</w:t>
+        <w:t xml:space="preserve">: 화려한 가상 세계가 순식간에 사라지고, 차가운 흰 벽면에 단 하나의 QR코드만 붙어 있는 극도로 </w:t>
+      </w:r>
+      <w:proofErr w:type="spellStart"/>
+      <w:r>
+        <w:rPr>
+          <w:rStyle w:val="citation-752"/>
+          <w:rFonts w:asciiTheme="minorHAnsi" w:eastAsiaTheme="minorHAnsi" w:hAnsiTheme="minorHAnsi"/>
+          <w:color w:val="1F1F1F"/>
+          <w:sz w:val="22"/>
+          <w:szCs w:val="22"/>
+          <w:bdr w:val="none" w:sz="0" w:space="0" w:color="auto" w:frame="1"/>
+        </w:rPr>
+        <w:t>미니멀한</w:t>
+      </w:r>
+      <w:proofErr w:type="spellEnd"/>
+      <w:r>
+        <w:rPr>
+          <w:rStyle w:val="citation-752"/>
+          <w:rFonts w:asciiTheme="minorHAnsi" w:eastAsiaTheme="minorHAnsi" w:hAnsiTheme="minorHAnsi"/>
+          <w:color w:val="1F1F1F"/>
+          <w:sz w:val="22"/>
+          <w:szCs w:val="22"/>
+          <w:bdr w:val="none" w:sz="0" w:space="0" w:color="auto" w:frame="1"/>
+        </w:rPr>
+        <w:t xml:space="preserve"> 실제 오프라인 공간이 나타난다</w:t>
       </w:r>
       <w:r>
         <w:rPr>
@@ -3338,7 +3752,7 @@
         </w:numPr>
         <w:spacing w:after="0" w:afterAutospacing="0"/>
         <w:rPr>
-          <w:rFonts w:asciiTheme="minorHAnsi" w:eastAsiaTheme="minorHAnsi" w:hAnsiTheme="minorHAnsi"/>
+          <w:rFonts w:asciiTheme="minorHAnsi" w:eastAsiaTheme="minorHAnsi" w:hAnsiTheme="minorHAnsi" w:hint="eastAsia"/>
           <w:color w:val="1F1F1F"/>
           <w:sz w:val="22"/>
           <w:szCs w:val="22"/>
@@ -3366,7 +3780,31 @@
           <w:szCs w:val="22"/>
           <w:bdr w:val="none" w:sz="0" w:space="0" w:color="auto" w:frame="1"/>
         </w:rPr>
-        <w:t>: 지지직거리는 노이즈와 함께 완전한 정적(Silent)으로 마무리</w:t>
+        <w:t xml:space="preserve">: </w:t>
+      </w:r>
+      <w:proofErr w:type="spellStart"/>
+      <w:r>
+        <w:rPr>
+          <w:rStyle w:val="citation-746"/>
+          <w:rFonts w:asciiTheme="minorHAnsi" w:eastAsiaTheme="minorHAnsi" w:hAnsiTheme="minorHAnsi"/>
+          <w:color w:val="1F1F1F"/>
+          <w:sz w:val="22"/>
+          <w:szCs w:val="22"/>
+          <w:bdr w:val="none" w:sz="0" w:space="0" w:color="auto" w:frame="1"/>
+        </w:rPr>
+        <w:t>지지직거리는</w:t>
+      </w:r>
+      <w:proofErr w:type="spellEnd"/>
+      <w:r>
+        <w:rPr>
+          <w:rStyle w:val="citation-746"/>
+          <w:rFonts w:asciiTheme="minorHAnsi" w:eastAsiaTheme="minorHAnsi" w:hAnsiTheme="minorHAnsi"/>
+          <w:color w:val="1F1F1F"/>
+          <w:sz w:val="22"/>
+          <w:szCs w:val="22"/>
+          <w:bdr w:val="none" w:sz="0" w:space="0" w:color="auto" w:frame="1"/>
+        </w:rPr>
+        <w:t xml:space="preserve"> 노이즈와 함께 완전한 정적(Silent)으로 마무리</w:t>
       </w:r>
       <w:r>
         <w:rPr>
@@ -3378,26 +3816,6 @@
         </w:rPr>
         <w:t>.</w:t>
       </w:r>
-    </w:p>
-    <w:p>
-      <w:pPr>
-        <w:jc w:val="left"/>
-        <w:rPr>
-          <w:rFonts w:eastAsiaTheme="minorHAnsi"/>
-          <w:b/>
-          <w:bCs/>
-          <w:sz w:val="22"/>
-        </w:rPr>
-      </w:pPr>
-    </w:p>
-    <w:p>
-      <w:pPr>
-        <w:jc w:val="left"/>
-        <w:rPr>
-          <w:rFonts w:eastAsiaTheme="minorHAnsi"/>
-          <w:sz w:val="22"/>
-        </w:rPr>
-      </w:pPr>
     </w:p>
     <w:sectPr>
       <w:pgSz w:w="11906" w:h="16838"/>
